--- a/MF0490_3 Gestión de servicios en el sistema informático/AMPLIACIONES/SEGURIDAD INFORMATICA/ejercicios unidad 4/Ejercicios usando GPG.docx
+++ b/MF0490_3 Gestión de servicios en el sistema informático/AMPLIACIONES/SEGURIDAD INFORMATICA/ejercicios unidad 4/Ejercicios usando GPG.docx
@@ -381,40 +381,52 @@
     </w:p>
     <w:p>
       <w:pPr>
+        <w:ind w:left="360"/>
+      </w:pPr>
+      <w:proofErr w:type="spellStart"/>
+      <w:r>
+        <w:t>gpg</w:t>
+      </w:r>
+      <w:proofErr w:type="spellEnd"/>
+      <w:r>
+        <w:t xml:space="preserve"> --</w:t>
+      </w:r>
+      <w:proofErr w:type="spellStart"/>
+      <w:r>
+        <w:t>armor</w:t>
+      </w:r>
+      <w:proofErr w:type="spellEnd"/>
+      <w:r>
+        <w:t xml:space="preserve"> --</w:t>
+      </w:r>
+      <w:proofErr w:type="spellStart"/>
+      <w:r>
+        <w:t>export</w:t>
+      </w:r>
+      <w:proofErr w:type="spellEnd"/>
+      <w:r>
+        <w:t xml:space="preserve"> "NOMBRE" &gt; </w:t>
+      </w:r>
+      <w:proofErr w:type="spellStart"/>
+      <w:r>
+        <w:t>clave_publica.asc</w:t>
+      </w:r>
+      <w:proofErr w:type="spellEnd"/>
+    </w:p>
+    <w:p>
+      <w:pPr>
         <w:numPr>
           <w:ilvl w:val="0"/>
           <w:numId w:val="1"/>
         </w:numPr>
       </w:pPr>
-      <w:proofErr w:type="spellStart"/>
-      <w:r>
-        <w:t>gpg</w:t>
-      </w:r>
-      <w:proofErr w:type="spellEnd"/>
-      <w:r>
-        <w:t xml:space="preserve"> --</w:t>
-      </w:r>
-      <w:proofErr w:type="spellStart"/>
-      <w:r>
-        <w:t>armor</w:t>
-      </w:r>
-      <w:proofErr w:type="spellEnd"/>
-      <w:r>
-        <w:t xml:space="preserve"> --</w:t>
-      </w:r>
-      <w:proofErr w:type="spellStart"/>
-      <w:r>
-        <w:t>export</w:t>
-      </w:r>
-      <w:proofErr w:type="spellEnd"/>
-      <w:r>
-        <w:t xml:space="preserve"> "NOMBRE" &gt; </w:t>
-      </w:r>
-      <w:proofErr w:type="spellStart"/>
-      <w:r>
-        <w:t>clave_publica.asc</w:t>
-      </w:r>
-      <w:proofErr w:type="spellEnd"/>
+      <w:r>
+        <w:rPr>
+          <w:b/>
+          <w:bCs/>
+        </w:rPr>
+        <w:t>Exportar clave privada (para backup)</w:t>
+      </w:r>
     </w:p>
     <w:p>
       <w:pPr>
@@ -423,21 +435,6 @@
           <w:numId w:val="1"/>
         </w:numPr>
       </w:pPr>
-      <w:r>
-        <w:rPr>
-          <w:b/>
-          <w:bCs/>
-        </w:rPr>
-        <w:t>Exportar clave privada (para backup)</w:t>
-      </w:r>
-    </w:p>
-    <w:p>
-      <w:pPr>
-        <w:numPr>
-          <w:ilvl w:val="0"/>
-          <w:numId w:val="1"/>
-        </w:numPr>
-      </w:pPr>
       <w:proofErr w:type="spellStart"/>
       <w:r>
         <w:lastRenderedPageBreak/>
@@ -516,13 +513,38 @@
     </w:p>
     <w:p>
       <w:pPr>
+        <w:ind w:left="360"/>
+      </w:pPr>
+      <w:r>
+        <w:t>echo "Hola, esto es un mensaje secreto" &gt; mensaje.txt</w:t>
+      </w:r>
+    </w:p>
+    <w:p>
+      <w:pPr>
         <w:numPr>
           <w:ilvl w:val="0"/>
           <w:numId w:val="2"/>
         </w:numPr>
       </w:pPr>
       <w:r>
-        <w:t>echo "Hola, esto es un mensaje secreto" &gt; mensaje.txt</w:t>
+        <w:rPr>
+          <w:b/>
+          <w:bCs/>
+        </w:rPr>
+        <w:t>Cifrar con la clave pública propia</w:t>
+      </w:r>
+    </w:p>
+    <w:p>
+      <w:pPr>
+        <w:ind w:left="360"/>
+      </w:pPr>
+      <w:proofErr w:type="spellStart"/>
+      <w:r>
+        <w:t>gpg</w:t>
+      </w:r>
+      <w:proofErr w:type="spellEnd"/>
+      <w:r>
+        <w:t xml:space="preserve"> -e -r "NOMBRE" mensaje.txt</w:t>
       </w:r>
     </w:p>
     <w:p>
@@ -537,37 +559,6 @@
           <w:b/>
           <w:bCs/>
         </w:rPr>
-        <w:t>Cifrar con la clave pública propia</w:t>
-      </w:r>
-    </w:p>
-    <w:p>
-      <w:pPr>
-        <w:numPr>
-          <w:ilvl w:val="0"/>
-          <w:numId w:val="2"/>
-        </w:numPr>
-      </w:pPr>
-      <w:proofErr w:type="spellStart"/>
-      <w:r>
-        <w:t>gpg</w:t>
-      </w:r>
-      <w:proofErr w:type="spellEnd"/>
-      <w:r>
-        <w:t xml:space="preserve"> -e -r "NOMBRE" mensaje.txt</w:t>
-      </w:r>
-    </w:p>
-    <w:p>
-      <w:pPr>
-        <w:numPr>
-          <w:ilvl w:val="0"/>
-          <w:numId w:val="2"/>
-        </w:numPr>
-      </w:pPr>
-      <w:r>
-        <w:rPr>
-          <w:b/>
-          <w:bCs/>
-        </w:rPr>
         <w:t>Ver el archivo cifrado (</w:t>
       </w:r>
       <w:proofErr w:type="spellStart"/>
@@ -589,10 +580,7 @@
     </w:p>
     <w:p>
       <w:pPr>
-        <w:numPr>
-          <w:ilvl w:val="0"/>
-          <w:numId w:val="2"/>
-        </w:numPr>
+        <w:ind w:left="360"/>
       </w:pPr>
       <w:proofErr w:type="spellStart"/>
       <w:r>
@@ -1747,11 +1735,11 @@
   <w:abstractNum w:abstractNumId="5" w15:restartNumberingAfterBreak="0">
     <w:nsid w:val="3AAC1A9E"/>
     <w:multiLevelType w:val="multilevel"/>
-    <w:tmpl w:val="D1762DD4"/>
+    <w:tmpl w:val="49AA6AE6"/>
     <w:lvl w:ilvl="0">
-      <w:start w:val="7"/>
-      <w:numFmt w:val="decimal"/>
-      <w:lvlText w:val="%1."/>
+      <w:start w:val="1"/>
+      <w:numFmt w:val="bullet"/>
+      <w:lvlText w:val=""/>
       <w:lvlJc w:val="left"/>
       <w:pPr>
         <w:tabs>
@@ -1759,6 +1747,9 @@
         </w:tabs>
         <w:ind w:left="720" w:hanging="360"/>
       </w:pPr>
+      <w:rPr>
+        <w:rFonts w:ascii="Symbol" w:hAnsi="Symbol" w:hint="default"/>
+      </w:rPr>
     </w:lvl>
     <w:lvl w:ilvl="1" w:tentative="1">
       <w:start w:val="1"/>
@@ -2199,11 +2190,11 @@
   <w:abstractNum w:abstractNumId="9" w15:restartNumberingAfterBreak="0">
     <w:nsid w:val="51FC7F61"/>
     <w:multiLevelType w:val="multilevel"/>
-    <w:tmpl w:val="F266D844"/>
+    <w:tmpl w:val="49AA6AE6"/>
     <w:lvl w:ilvl="0">
       <w:start w:val="1"/>
-      <w:numFmt w:val="decimal"/>
-      <w:lvlText w:val="%1."/>
+      <w:numFmt w:val="bullet"/>
+      <w:lvlText w:val=""/>
       <w:lvlJc w:val="left"/>
       <w:pPr>
         <w:tabs>
@@ -2211,6 +2202,9 @@
         </w:tabs>
         <w:ind w:left="720" w:hanging="360"/>
       </w:pPr>
+      <w:rPr>
+        <w:rFonts w:ascii="Symbol" w:hAnsi="Symbol" w:hint="default"/>
+      </w:rPr>
     </w:lvl>
     <w:lvl w:ilvl="1" w:tentative="1">
       <w:start w:val="1"/>
@@ -3445,6 +3439,7 @@
   <w:style w:type="character" w:default="1" w:styleId="Fuentedeprrafopredeter">
     <w:name w:val="Default Paragraph Font"/>
     <w:uiPriority w:val="1"/>
+    <w:semiHidden/>
     <w:unhideWhenUsed/>
   </w:style>
   <w:style w:type="table" w:default="1" w:styleId="Tablanormal">
